--- a/sales_report_extraction/Sales Report Pipeline - Team Guide.docx
+++ b/sales_report_extraction/Sales Report Pipeline - Team Guide.docx
@@ -3321,7 +3321,7 @@
           <w:color w:val="1A1A1A"/>
           <w:sz w:val="21"/>
         </w:rPr>
-        <w:t xml:space="preserve"> and the </w:t>
+        <w:t xml:space="preserve">, the </w:t>
       </w:r>
       <w:r>
         <w:rPr>
@@ -3336,7 +3336,22 @@
           <w:color w:val="1A1A1A"/>
           <w:sz w:val="21"/>
         </w:rPr>
-        <w:t xml:space="preserve"> tick box. If one of those is wrong or blank, the pipeline skips that show silently: no error, no Teams message, the report simply stops arriving.</w:t>
+        <w:t xml:space="preserve"> tick box and the </w:t>
+      </w:r>
+      <w:r>
+        <w:rPr>
+          <w:rFonts w:ascii="Consolas" w:hAnsi="Consolas" w:eastAsia="Consolas"/>
+          <w:color w:val="1A1A1A"/>
+          <w:sz w:val="19"/>
+        </w:rPr>
+        <w:t>Test</w:t>
+      </w:r>
+      <w:r>
+        <w:rPr>
+          <w:color w:val="1A1A1A"/>
+          <w:sz w:val="21"/>
+        </w:rPr>
+        <w:t xml:space="preserve"> tick box. If one of those is wrong or blank, the pipeline skips that show without any alert: nothing reaches Teams, the run still finishes green, and at most a single line in the log records why — the report simply stops arriving.</w:t>
       </w:r>
     </w:p>
     <w:p>

--- a/sales_report_extraction/Sales Report Pipeline - Team Guide.docx
+++ b/sales_report_extraction/Sales Report Pipeline - Team Guide.docx
@@ -18,10 +18,10 @@
     </w:p>
     <w:p>
       <w:pPr>
-        <w:spacing w:after="120" w:line="240" w:lineRule="auto"/>
         <w:pBdr>
           <w:bottom w:val="single" w:sz="8" w:space="4" w:color="1F3354"/>
         </w:pBdr>
+        <w:spacing w:after="120" w:line="240" w:lineRule="auto"/>
       </w:pPr>
       <w:r>
         <w:rPr>
@@ -285,9 +285,9 @@
     <w:p>
       <w:pPr>
         <w:keepLines/>
+        <w:shd w:val="clear" w:color="auto" w:fill="EDF1F7"/>
         <w:spacing w:before="40" w:after="80" w:line="240" w:lineRule="auto"/>
         <w:ind w:left="202" w:right="72"/>
-        <w:shd w:val="clear" w:color="auto" w:fill="EDF1F7"/>
       </w:pPr>
       <w:r>
         <w:rPr>
@@ -338,9 +338,9 @@
     <w:p>
       <w:pPr>
         <w:keepLines/>
+        <w:shd w:val="clear" w:color="auto" w:fill="EDF1F7"/>
         <w:spacing w:before="40" w:after="80" w:line="240" w:lineRule="auto"/>
         <w:ind w:left="202" w:right="72"/>
-        <w:shd w:val="clear" w:color="auto" w:fill="EDF1F7"/>
       </w:pPr>
       <w:r>
         <w:rPr>
@@ -421,9 +421,9 @@
     <w:p>
       <w:pPr>
         <w:keepLines/>
+        <w:shd w:val="clear" w:color="auto" w:fill="EDF1F7"/>
         <w:spacing w:before="40" w:after="80" w:line="240" w:lineRule="auto"/>
         <w:ind w:left="202" w:right="72"/>
-        <w:shd w:val="clear" w:color="auto" w:fill="EDF1F7"/>
       </w:pPr>
       <w:r>
         <w:rPr>
@@ -489,9 +489,9 @@
     <w:p>
       <w:pPr>
         <w:keepLines/>
+        <w:shd w:val="clear" w:color="auto" w:fill="EDF1F7"/>
         <w:spacing w:before="40" w:after="80" w:line="240" w:lineRule="auto"/>
         <w:ind w:left="202" w:right="72"/>
-        <w:shd w:val="clear" w:color="auto" w:fill="EDF1F7"/>
       </w:pPr>
       <w:r>
         <w:rPr>
@@ -625,9 +625,9 @@
     <w:p>
       <w:pPr>
         <w:keepLines/>
+        <w:shd w:val="clear" w:color="auto" w:fill="EDF1F7"/>
         <w:spacing w:before="40" w:after="80" w:line="240" w:lineRule="auto"/>
         <w:ind w:left="202" w:right="72"/>
-        <w:shd w:val="clear" w:color="auto" w:fill="EDF1F7"/>
       </w:pPr>
       <w:r>
         <w:rPr>
@@ -821,9 +821,9 @@
     <w:p>
       <w:pPr>
         <w:keepLines/>
+        <w:shd w:val="clear" w:color="auto" w:fill="EDF1F7"/>
         <w:spacing w:before="40" w:after="80" w:line="240" w:lineRule="auto"/>
         <w:ind w:left="202" w:right="72"/>
-        <w:shd w:val="clear" w:color="auto" w:fill="EDF1F7"/>
       </w:pPr>
       <w:r>
         <w:rPr>
@@ -838,9 +838,9 @@
     <w:p>
       <w:pPr>
         <w:keepLines/>
+        <w:shd w:val="clear" w:color="auto" w:fill="EDF1F7"/>
         <w:spacing w:before="40" w:after="80" w:line="240" w:lineRule="auto"/>
         <w:ind w:left="202" w:right="72"/>
-        <w:shd w:val="clear" w:color="auto" w:fill="EDF1F7"/>
       </w:pPr>
       <w:r>
         <w:rPr>
@@ -2313,9 +2313,9 @@
     <w:p>
       <w:pPr>
         <w:keepLines/>
+        <w:shd w:val="clear" w:color="auto" w:fill="EDF1F7"/>
         <w:spacing w:before="40" w:after="80" w:line="240" w:lineRule="auto"/>
         <w:ind w:left="202" w:right="72"/>
-        <w:shd w:val="clear" w:color="auto" w:fill="EDF1F7"/>
       </w:pPr>
       <w:r>
         <w:rPr>
@@ -2380,9 +2380,9 @@
     <w:p>
       <w:pPr>
         <w:keepLines/>
+        <w:shd w:val="clear" w:color="auto" w:fill="EDF1F7"/>
         <w:spacing w:before="40" w:after="80" w:line="240" w:lineRule="auto"/>
         <w:ind w:left="202" w:right="72"/>
-        <w:shd w:val="clear" w:color="auto" w:fill="EDF1F7"/>
       </w:pPr>
       <w:r>
         <w:rPr>
@@ -2817,9 +2817,9 @@
     <w:p>
       <w:pPr>
         <w:keepLines/>
+        <w:shd w:val="clear" w:color="auto" w:fill="EDF1F7"/>
         <w:spacing w:before="40" w:after="80" w:line="240" w:lineRule="auto"/>
         <w:ind w:left="202" w:right="72"/>
-        <w:shd w:val="clear" w:color="auto" w:fill="EDF1F7"/>
       </w:pPr>
       <w:r>
         <w:rPr>
@@ -3001,9 +3001,9 @@
     <w:p>
       <w:pPr>
         <w:keepLines/>
+        <w:shd w:val="clear" w:color="auto" w:fill="EDF1F7"/>
         <w:spacing w:before="40" w:after="80" w:line="240" w:lineRule="auto"/>
         <w:ind w:left="202" w:right="72"/>
-        <w:shd w:val="clear" w:color="auto" w:fill="EDF1F7"/>
       </w:pPr>
       <w:r>
         <w:rPr>
@@ -3394,13 +3394,13 @@
         <w:tc>
           <w:tcPr>
             <w:tcW w:type="dxa" w:w="9835"/>
-            <w:shd w:val="clear" w:color="auto" w:fill="FBF3F3"/>
             <w:tcBorders>
               <w:top w:val="single" w:sz="18" w:space="0" w:color="8A2B2B"/>
               <w:left w:val="single" w:sz="8" w:space="0" w:color="8A2B2B"/>
               <w:bottom w:val="single" w:sz="8" w:space="0" w:color="8A2B2B"/>
               <w:right w:val="single" w:sz="8" w:space="0" w:color="8A2B2B"/>
             </w:tcBorders>
+            <w:shd w:val="clear" w:color="auto" w:fill="FBF3F3"/>
           </w:tcPr>
           <w:p>
             <w:pPr>
